--- a/docs/final-year-project/chapter-4.docx
+++ b/docs/final-year-project/chapter-4.docx
@@ -2,10 +2,6 @@
 <file path=word/document.xml><?xml version="1.0" encoding="utf-8"?>
 <w:document xmlns:a="http://schemas.openxmlformats.org/drawingml/2006/main" xmlns:cdr="http://schemas.openxmlformats.org/drawingml/2006/chartDrawing" xmlns:o="urn:schemas-microsoft-com:office:office" xmlns:pic="http://schemas.openxmlformats.org/drawingml/2006/picture" xmlns:r="http://schemas.openxmlformats.org/officeDocument/2006/relationships" xmlns:v="urn:schemas-microsoft-com:vml" xmlns:ve="http://schemas.openxmlformats.org/markup-compatibility/2006" xmlns:vt="http://schemas.openxmlformats.org/officeDocument/2006/docPropsVTypes" xmlns:w="http://schemas.openxmlformats.org/wordprocessingml/2006/main" xmlns:w10="urn:schemas-microsoft-com:office:word" xmlns:wp="http://schemas.openxmlformats.org/drawingml/2006/wordprocessingDrawing" xmlns:wne="http://schemas.microsoft.com/office/word/2006/wordml">
   <w:body>
-    <w:sectPr>
-      <w:pgSz w:w="12240" w:h="15840" w:orient="portrait"/>
-      <w:pgMar w:top="1440" w:right="1800" w:bottom="1440" w:left="1800" w:header="720" w:footer="720" w:gutter="0"/>
-    </w:sectPr>
     <w:p>
       <w:pPr>
         <w:spacing w:lineRule="auto"/>
@@ -4894,6 +4890,10 @@
         <w:t xml:space="preserve">This chapter described the environment and tools used to implement the Face Authentication Examination Attendance System, walked through each of its modules — administrative management of the academic structure, bulk student onboarding, the six-step student self-onboarding wizard, the invigilator mobile application, and the face-matching microservice underlying attendance verification — with supporting screenshots, and presented the strategy and outcome of testing the system, including 62 automated tests covering every major workflow and manual end-to-end verification of the complete system across all three of its constituent applications. The results confirm that the system behaves correctly both in isolated unit-level scenarios and in realistic, full end-to-end usage, and the chapter documented the concrete engineering trade-offs made in response to real constraints encountered during development.</w:t>
       </w:r>
     </w:p>
+    <w:sectPr>
+      <w:pgSz w:w="12240" w:h="15840" w:orient="portrait"/>
+      <w:pgMar w:top="1440" w:right="1800" w:bottom="1440" w:left="1800" w:header="720" w:footer="720" w:gutter="0"/>
+    </w:sectPr>
   </w:body>
 </w:document>
 </file>

--- a/docs/final-year-project/chapter-4.docx
+++ b/docs/final-year-project/chapter-4.docx
@@ -1277,12 +1277,12 @@
           <wp:inline distB="0" distL="0" distR="0" distT="0">
             <wp:extent/>
             <wp:effectExtent b="0" l="0" r="0" t="0"/>
-            <wp:docPr id="1" name="image-dQxmItgvJrZAcUNc_vcjG.png"/>
+            <wp:docPr id="1" name="image-F-CHQBjO9Oph4NmMfmBDT.png"/>
             <a:graphic>
               <a:graphicData uri="http://schemas.openxmlformats.org/drawingml/2006/picture">
                 <pic:pic>
                   <pic:nvPicPr>
-                    <pic:cNvPr id="1" name="image-dQxmItgvJrZAcUNc_vcjG.png" descr="Welcome page"/>
+                    <pic:cNvPr id="1" name="image-F-CHQBjO9Oph4NmMfmBDT.png" descr="Welcome page"/>
                     <pic:cNvPicPr/>
                   </pic:nvPicPr>
                   <pic:blipFill>
@@ -1345,12 +1345,12 @@
           <wp:inline distB="0" distL="0" distR="0" distT="0">
             <wp:extent/>
             <wp:effectExtent b="0" l="0" r="0" t="0"/>
-            <wp:docPr id="2" name="image-Zm2dyF4fC4Ji2nUeFHE5N.png"/>
+            <wp:docPr id="2" name="image-x1mW7PzdcB_JPSgp1gMUT.png"/>
             <a:graphic>
               <a:graphicData uri="http://schemas.openxmlformats.org/drawingml/2006/picture">
                 <pic:pic>
                   <pic:nvPicPr>
-                    <pic:cNvPr id="2" name="image-Zm2dyF4fC4Ji2nUeFHE5N.png" descr="Admin login"/>
+                    <pic:cNvPr id="2" name="image-x1mW7PzdcB_JPSgp1gMUT.png" descr="Admin login"/>
                     <pic:cNvPicPr/>
                   </pic:nvPicPr>
                   <pic:blipFill>
@@ -1413,12 +1413,12 @@
           <wp:inline distB="0" distL="0" distR="0" distT="0">
             <wp:extent/>
             <wp:effectExtent b="0" l="0" r="0" t="0"/>
-            <wp:docPr id="3" name="image-xjne7mJpzEZwhBbxH52S7.png"/>
+            <wp:docPr id="3" name="image-Pc67v9bUn2Fpr7VY7w-ju.png"/>
             <a:graphic>
               <a:graphicData uri="http://schemas.openxmlformats.org/drawingml/2006/picture">
                 <pic:pic>
                   <pic:nvPicPr>
-                    <pic:cNvPr id="3" name="image-xjne7mJpzEZwhBbxH52S7.png" descr="Admin dashboard"/>
+                    <pic:cNvPr id="3" name="image-Pc67v9bUn2Fpr7VY7w-ju.png" descr="Admin dashboard"/>
                     <pic:cNvPicPr/>
                   </pic:nvPicPr>
                   <pic:blipFill>
@@ -1539,12 +1539,12 @@
           <wp:inline distB="0" distL="0" distR="0" distT="0">
             <wp:extent/>
             <wp:effectExtent b="0" l="0" r="0" t="0"/>
-            <wp:docPr id="4" name="image-a6HZunlu3uHoYkD3o2IM2.png"/>
+            <wp:docPr id="4" name="image-BvvEu9YyviYQy9EgJSV-y.png"/>
             <a:graphic>
               <a:graphicData uri="http://schemas.openxmlformats.org/drawingml/2006/picture">
                 <pic:pic>
                   <pic:nvPicPr>
-                    <pic:cNvPr id="4" name="image-a6HZunlu3uHoYkD3o2IM2.png" descr="Schools"/>
+                    <pic:cNvPr id="4" name="image-BvvEu9YyviYQy9EgJSV-y.png" descr="Schools"/>
                     <pic:cNvPicPr/>
                   </pic:nvPicPr>
                   <pic:blipFill>
@@ -1588,12 +1588,12 @@
           <wp:inline distB="0" distL="0" distR="0" distT="0">
             <wp:extent/>
             <wp:effectExtent b="0" l="0" r="0" t="0"/>
-            <wp:docPr id="5" name="image-h91gWi2dymdpCGuP7BwOp.png"/>
+            <wp:docPr id="5" name="image-LsYhybbpovFhO0UgG1-0z.png"/>
             <a:graphic>
               <a:graphicData uri="http://schemas.openxmlformats.org/drawingml/2006/picture">
                 <pic:pic>
                   <pic:nvPicPr>
-                    <pic:cNvPr id="5" name="image-h91gWi2dymdpCGuP7BwOp.png" descr="Departments"/>
+                    <pic:cNvPr id="5" name="image-LsYhybbpovFhO0UgG1-0z.png" descr="Departments"/>
                     <pic:cNvPicPr/>
                   </pic:nvPicPr>
                   <pic:blipFill>
@@ -1637,12 +1637,12 @@
           <wp:inline distB="0" distL="0" distR="0" distT="0">
             <wp:extent/>
             <wp:effectExtent b="0" l="0" r="0" t="0"/>
-            <wp:docPr id="6" name="image-3qJFVNCycCJr7nPNRRVz-.png"/>
+            <wp:docPr id="6" name="image-37fuBTTMhvq7FwJuCaViz.png"/>
             <a:graphic>
               <a:graphicData uri="http://schemas.openxmlformats.org/drawingml/2006/picture">
                 <pic:pic>
                   <pic:nvPicPr>
-                    <pic:cNvPr id="6" name="image-3qJFVNCycCJr7nPNRRVz-.png" descr="Courses"/>
+                    <pic:cNvPr id="6" name="image-37fuBTTMhvq7FwJuCaViz.png" descr="Courses"/>
                     <pic:cNvPicPr/>
                   </pic:nvPicPr>
                   <pic:blipFill>
@@ -1723,12 +1723,12 @@
           <wp:inline distB="0" distL="0" distR="0" distT="0">
             <wp:extent/>
             <wp:effectExtent b="0" l="0" r="0" t="0"/>
-            <wp:docPr id="7" name="image-eUse2-lmlEl5KqwMJx8m2.png"/>
+            <wp:docPr id="7" name="image-UPAxRm69lBT5oTgAogwn4.png"/>
             <a:graphic>
               <a:graphicData uri="http://schemas.openxmlformats.org/drawingml/2006/picture">
                 <pic:pic>
                   <pic:nvPicPr>
-                    <pic:cNvPr id="7" name="image-eUse2-lmlEl5KqwMJx8m2.png" descr="Students"/>
+                    <pic:cNvPr id="7" name="image-UPAxRm69lBT5oTgAogwn4.png" descr="Students"/>
                     <pic:cNvPicPr/>
                   </pic:nvPicPr>
                   <pic:blipFill>
@@ -1772,12 +1772,12 @@
           <wp:inline distB="0" distL="0" distR="0" distT="0">
             <wp:extent/>
             <wp:effectExtent b="0" l="0" r="0" t="0"/>
-            <wp:docPr id="8" name="image-47xp1eK2qvmzEwPphzSlM.png"/>
+            <wp:docPr id="8" name="image-JCNOs6OglUo7xRkWjv07p.png"/>
             <a:graphic>
               <a:graphicData uri="http://schemas.openxmlformats.org/drawingml/2006/picture">
                 <pic:pic>
                   <pic:nvPicPr>
-                    <pic:cNvPr id="8" name="image-47xp1eK2qvmzEwPphzSlM.png" descr="Bulk import"/>
+                    <pic:cNvPr id="8" name="image-JCNOs6OglUo7xRkWjv07p.png" descr="Bulk import"/>
                     <pic:cNvPicPr/>
                   </pic:nvPicPr>
                   <pic:blipFill>
@@ -1821,12 +1821,12 @@
           <wp:inline distB="0" distL="0" distR="0" distT="0">
             <wp:extent/>
             <wp:effectExtent b="0" l="0" r="0" t="0"/>
-            <wp:docPr id="9" name="image-hR9pnvtQe--afOXiNX161.png"/>
+            <wp:docPr id="9" name="image-Dlyno38BXMIOeqwNxLVY-.png"/>
             <a:graphic>
               <a:graphicData uri="http://schemas.openxmlformats.org/drawingml/2006/picture">
                 <pic:pic>
                   <pic:nvPicPr>
-                    <pic:cNvPr id="9" name="image-hR9pnvtQe--afOXiNX161.png" descr="Invigilators"/>
+                    <pic:cNvPr id="9" name="image-Dlyno38BXMIOeqwNxLVY-.png" descr="Invigilators"/>
                     <pic:cNvPicPr/>
                   </pic:nvPicPr>
                   <pic:blipFill>
@@ -1897,12 +1897,12 @@
           <wp:inline distB="0" distL="0" distR="0" distT="0">
             <wp:extent/>
             <wp:effectExtent b="0" l="0" r="0" t="0"/>
-            <wp:docPr id="10" name="image-cPy59XlVzexIVXw5GHEfH.png"/>
+            <wp:docPr id="10" name="image-i-talgE48r1jdtIaRWAyT.png"/>
             <a:graphic>
               <a:graphicData uri="http://schemas.openxmlformats.org/drawingml/2006/picture">
                 <pic:pic>
                   <pic:nvPicPr>
-                    <pic:cNvPr id="10" name="image-cPy59XlVzexIVXw5GHEfH.png" descr="Student login"/>
+                    <pic:cNvPr id="10" name="image-i-talgE48r1jdtIaRWAyT.png" descr="Student login"/>
                     <pic:cNvPicPr/>
                   </pic:nvPicPr>
                   <pic:blipFill>
@@ -1946,12 +1946,12 @@
           <wp:inline distB="0" distL="0" distR="0" distT="0">
             <wp:extent/>
             <wp:effectExtent b="0" l="0" r="0" t="0"/>
-            <wp:docPr id="11" name="image-n_q4gAfrFQQG1v-5eaJEs.png"/>
+            <wp:docPr id="11" name="image-r4GPHy0_UDv1t9hLbS69m.png"/>
             <a:graphic>
               <a:graphicData uri="http://schemas.openxmlformats.org/drawingml/2006/picture">
                 <pic:pic>
                   <pic:nvPicPr>
-                    <pic:cNvPr id="11" name="image-n_q4gAfrFQQG1v-5eaJEs.png" descr="Password change"/>
+                    <pic:cNvPr id="11" name="image-r4GPHy0_UDv1t9hLbS69m.png" descr="Password change"/>
                     <pic:cNvPicPr/>
                   </pic:nvPicPr>
                   <pic:blipFill>
@@ -2037,12 +2037,12 @@
           <wp:inline distB="0" distL="0" distR="0" distT="0">
             <wp:extent/>
             <wp:effectExtent b="0" l="0" r="0" t="0"/>
-            <wp:docPr id="12" name="image-SovoyRqYVxHytmkbr18Xh.png"/>
+            <wp:docPr id="12" name="image-1SZddSEO83vigBTE9X8G8.png"/>
             <a:graphic>
               <a:graphicData uri="http://schemas.openxmlformats.org/drawingml/2006/picture">
                 <pic:pic>
                   <pic:nvPicPr>
-                    <pic:cNvPr id="12" name="image-SovoyRqYVxHytmkbr18Xh.png" descr="Step 1"/>
+                    <pic:cNvPr id="12" name="image-1SZddSEO83vigBTE9X8G8.png" descr="Step 1"/>
                     <pic:cNvPicPr/>
                   </pic:nvPicPr>
                   <pic:blipFill>
@@ -2101,12 +2101,12 @@
           <wp:inline distB="0" distL="0" distR="0" distT="0">
             <wp:extent/>
             <wp:effectExtent b="0" l="0" r="0" t="0"/>
-            <wp:docPr id="13" name="image-C0k4CBjD2NBZf4ueJsCVz.png"/>
+            <wp:docPr id="13" name="image-a8yc3H2zF_mtLDWet1DPI.png"/>
             <a:graphic>
               <a:graphicData uri="http://schemas.openxmlformats.org/drawingml/2006/picture">
                 <pic:pic>
                   <pic:nvPicPr>
-                    <pic:cNvPr id="13" name="image-C0k4CBjD2NBZf4ueJsCVz.png" descr="Step 2"/>
+                    <pic:cNvPr id="13" name="image-a8yc3H2zF_mtLDWet1DPI.png" descr="Step 2"/>
                     <pic:cNvPicPr/>
                   </pic:nvPicPr>
                   <pic:blipFill>
@@ -2165,12 +2165,12 @@
           <wp:inline distB="0" distL="0" distR="0" distT="0">
             <wp:extent/>
             <wp:effectExtent b="0" l="0" r="0" t="0"/>
-            <wp:docPr id="14" name="image-MHYV0Ie7T8m1uJs4Q3gyE.png"/>
+            <wp:docPr id="14" name="image-JIYp0H44CcUPkdEjUUKSR.png"/>
             <a:graphic>
               <a:graphicData uri="http://schemas.openxmlformats.org/drawingml/2006/picture">
                 <pic:pic>
                   <pic:nvPicPr>
-                    <pic:cNvPr id="14" name="image-MHYV0Ie7T8m1uJs4Q3gyE.png" descr="Step 3"/>
+                    <pic:cNvPr id="14" name="image-JIYp0H44CcUPkdEjUUKSR.png" descr="Step 3"/>
                     <pic:cNvPicPr/>
                   </pic:nvPicPr>
                   <pic:blipFill>
@@ -2247,12 +2247,12 @@
           <wp:inline distB="0" distL="0" distR="0" distT="0">
             <wp:extent/>
             <wp:effectExtent b="0" l="0" r="0" t="0"/>
-            <wp:docPr id="15" name="image-VWT64anxwLnE3NaorwCPJ.png"/>
+            <wp:docPr id="15" name="image-Ypup7DwMq4JhucvnoPR0B.png"/>
             <a:graphic>
               <a:graphicData uri="http://schemas.openxmlformats.org/drawingml/2006/picture">
                 <pic:pic>
                   <pic:nvPicPr>
-                    <pic:cNvPr id="15" name="image-VWT64anxwLnE3NaorwCPJ.png" descr="Step 4"/>
+                    <pic:cNvPr id="15" name="image-Ypup7DwMq4JhucvnoPR0B.png" descr="Step 4"/>
                     <pic:cNvPicPr/>
                   </pic:nvPicPr>
                   <pic:blipFill>
@@ -2311,12 +2311,12 @@
           <wp:inline distB="0" distL="0" distR="0" distT="0">
             <wp:extent/>
             <wp:effectExtent b="0" l="0" r="0" t="0"/>
-            <wp:docPr id="16" name="image-oe6FZVnohKlT8gg-2XThc.png"/>
+            <wp:docPr id="16" name="image-IZk9qzZApzkmbafBu-XkV.png"/>
             <a:graphic>
               <a:graphicData uri="http://schemas.openxmlformats.org/drawingml/2006/picture">
                 <pic:pic>
                   <pic:nvPicPr>
-                    <pic:cNvPr id="16" name="image-oe6FZVnohKlT8gg-2XThc.png" descr="Step 5"/>
+                    <pic:cNvPr id="16" name="image-IZk9qzZApzkmbafBu-XkV.png" descr="Step 5"/>
                     <pic:cNvPicPr/>
                   </pic:nvPicPr>
                   <pic:blipFill>
@@ -2375,12 +2375,12 @@
           <wp:inline distB="0" distL="0" distR="0" distT="0">
             <wp:extent/>
             <wp:effectExtent b="0" l="0" r="0" t="0"/>
-            <wp:docPr id="17" name="image-F9JyeCyNuHnywqiPTcrFC.png"/>
+            <wp:docPr id="17" name="image-QfJOjRua-v3vwkvQln-kN.png"/>
             <a:graphic>
               <a:graphicData uri="http://schemas.openxmlformats.org/drawingml/2006/picture">
                 <pic:pic>
                   <pic:nvPicPr>
-                    <pic:cNvPr id="17" name="image-F9JyeCyNuHnywqiPTcrFC.png" descr="Step 6"/>
+                    <pic:cNvPr id="17" name="image-QfJOjRua-v3vwkvQln-kN.png" descr="Step 6"/>
                     <pic:cNvPicPr/>
                   </pic:nvPicPr>
                   <pic:blipFill>
@@ -2443,12 +2443,12 @@
           <wp:inline distB="0" distL="0" distR="0" distT="0">
             <wp:extent/>
             <wp:effectExtent b="0" l="0" r="0" t="0"/>
-            <wp:docPr id="18" name="image--s_m6crh7eFUdmRpMjCIZ.png"/>
+            <wp:docPr id="18" name="image-tl9x18qfMNecszlYexwo7.png"/>
             <a:graphic>
               <a:graphicData uri="http://schemas.openxmlformats.org/drawingml/2006/picture">
                 <pic:pic>
                   <pic:nvPicPr>
-                    <pic:cNvPr id="18" name="image--s_m6crh7eFUdmRpMjCIZ.png" descr="Student dashboard"/>
+                    <pic:cNvPr id="18" name="image-tl9x18qfMNecszlYexwo7.png" descr="Student dashboard"/>
                     <pic:cNvPicPr/>
                   </pic:nvPicPr>
                   <pic:blipFill>
